--- a/pr-preview/pr-369/chapters/teaching.docx
+++ b/pr-preview/pr-369/chapters/teaching.docx
@@ -15,7 +15,7 @@
         <w:pStyle w:val="Date"/>
       </w:pPr>
       <w:r>
-        <w:t xml:space="preserve">Last modified: 2026-10-26 05:06:31 (PDT)</w:t>
+        <w:t xml:space="preserve">Last modified: 2026-10-26 05:16:49 (PDT)</w:t>
       </w:r>
     </w:p>
     <w:tbl>

--- a/pr-preview/pr-369/chapters/teaching.docx
+++ b/pr-preview/pr-369/chapters/teaching.docx
@@ -15,7 +15,7 @@
         <w:pStyle w:val="Date"/>
       </w:pPr>
       <w:r>
-        <w:t xml:space="preserve">Last modified: 2026-10-26 05:16:49 (PDT)</w:t>
+        <w:t xml:space="preserve">Last modified: 2026-10-26 09:26:59 (PDT)</w:t>
       </w:r>
     </w:p>
     <w:tbl>

--- a/pr-preview/pr-369/chapters/teaching.docx
+++ b/pr-preview/pr-369/chapters/teaching.docx
@@ -15,7 +15,7 @@
         <w:pStyle w:val="Date"/>
       </w:pPr>
       <w:r>
-        <w:t xml:space="preserve">Last modified: 2026-10-26 09:26:59 (PDT)</w:t>
+        <w:t xml:space="preserve">Last modified: 2026-10-26 10:30:33 (PDT)</w:t>
       </w:r>
     </w:p>
     <w:tbl>
